--- a/templates_docx/互提资料模板-施工图-有线通信提站后.docx
+++ b/templates_docx/互提资料模板-施工图-有线通信提站后.docx
@@ -83,17 +83,12 @@
         </w:rPr>
         <w:t>编号：</w:t>
       </w:r>
-      <w:proofErr w:type="gramStart"/>
       <w:r>
         <w:t xml:space="preserve">{{ </w:t>
       </w:r>
       <w:proofErr w:type="spellStart"/>
       <w:r>
-        <w:t>doc</w:t>
-      </w:r>
-      <w:proofErr w:type="gramEnd"/>
-      <w:r>
-        <w:t>_id</w:t>
+        <w:t>doc_id</w:t>
       </w:r>
       <w:proofErr w:type="spellEnd"/>
       <w:r>
@@ -160,17 +155,12 @@
             <w:pPr>
               <w:jc w:val="center"/>
             </w:pPr>
-            <w:proofErr w:type="gramStart"/>
             <w:r>
               <w:t xml:space="preserve">{{ </w:t>
             </w:r>
             <w:proofErr w:type="spellStart"/>
             <w:r>
-              <w:t>project</w:t>
-            </w:r>
-            <w:proofErr w:type="gramEnd"/>
-            <w:r>
-              <w:t>_name</w:t>
+              <w:t>project_name</w:t>
             </w:r>
             <w:proofErr w:type="spellEnd"/>
             <w:r>
@@ -221,17 +211,12 @@
             <w:pPr>
               <w:jc w:val="center"/>
             </w:pPr>
-            <w:proofErr w:type="gramStart"/>
             <w:r>
               <w:t xml:space="preserve">{{ </w:t>
             </w:r>
             <w:proofErr w:type="spellStart"/>
             <w:r>
-              <w:t>source</w:t>
-            </w:r>
-            <w:proofErr w:type="gramEnd"/>
-            <w:r>
-              <w:t>_institute</w:t>
+              <w:t>source_institute</w:t>
             </w:r>
             <w:proofErr w:type="spellEnd"/>
             <w:r>
@@ -267,17 +252,12 @@
             <w:pPr>
               <w:jc w:val="center"/>
             </w:pPr>
-            <w:proofErr w:type="gramStart"/>
             <w:r>
               <w:t xml:space="preserve">{{ </w:t>
             </w:r>
             <w:proofErr w:type="spellStart"/>
             <w:r>
-              <w:t>source</w:t>
-            </w:r>
-            <w:proofErr w:type="gramEnd"/>
-            <w:r>
-              <w:t>_profession</w:t>
+              <w:t>source_profession</w:t>
             </w:r>
             <w:proofErr w:type="spellEnd"/>
             <w:r>
@@ -716,7 +696,6 @@
                 <w:sz w:val="28"/>
               </w:rPr>
             </w:pPr>
-            <w:proofErr w:type="gramStart"/>
             <w:r>
               <w:rPr>
                 <w:b/>
@@ -730,38 +709,30 @@
                 <w:b/>
                 <w:sz w:val="28"/>
               </w:rPr>
-              <w:t>project</w:t>
-            </w:r>
-            <w:proofErr w:type="gramEnd"/>
+              <w:t>project_name</w:t>
+            </w:r>
+            <w:proofErr w:type="spellEnd"/>
             <w:r>
               <w:rPr>
                 <w:b/>
                 <w:sz w:val="28"/>
               </w:rPr>
-              <w:t>_name</w:t>
-            </w:r>
-            <w:proofErr w:type="spellEnd"/>
+              <w:t xml:space="preserve"> }} {{ </w:t>
+            </w:r>
+            <w:proofErr w:type="spellStart"/>
             <w:r>
               <w:rPr>
                 <w:b/>
                 <w:sz w:val="28"/>
               </w:rPr>
-              <w:t xml:space="preserve"> }} {{ </w:t>
-            </w:r>
-            <w:proofErr w:type="spellStart"/>
+              <w:t>design_stage</w:t>
+            </w:r>
+            <w:proofErr w:type="spellEnd"/>
             <w:r>
               <w:rPr>
                 <w:b/>
                 <w:sz w:val="28"/>
               </w:rPr>
-              <w:t>design_stage</w:t>
-            </w:r>
-            <w:proofErr w:type="spellEnd"/>
-            <w:r>
-              <w:rPr>
-                <w:b/>
-                <w:sz w:val="28"/>
-              </w:rPr>
               <w:t xml:space="preserve"> }}</w:t>
             </w:r>
           </w:p>
@@ -780,27 +751,13 @@
               <w:rPr>
                 <w:rFonts w:hint="eastAsia"/>
               </w:rPr>
-              <w:t>站前站</w:t>
-            </w:r>
-            <w:proofErr w:type="gramStart"/>
+              <w:t>站前站后</w:t>
+            </w:r>
             <w:r>
               <w:rPr>
                 <w:rFonts w:hint="eastAsia"/>
               </w:rPr>
-              <w:t>后</w:t>
-            </w:r>
-            <w:r>
-              <w:rPr>
-                <w:rFonts w:hint="eastAsia"/>
-              </w:rPr>
-              <w:t>专业</w:t>
-            </w:r>
-            <w:proofErr w:type="gramEnd"/>
-            <w:r>
-              <w:rPr>
-                <w:rFonts w:hint="eastAsia"/>
-              </w:rPr>
-              <w:t>资料</w:t>
+              <w:t>专业资料</w:t>
             </w:r>
           </w:p>
           <w:p/>
@@ -1675,25 +1632,7 @@
           <w:sz w:val="24"/>
           <w:highlight w:val="green"/>
         </w:rPr>
-        <w:t>全线</w:t>
-      </w:r>
-      <w:proofErr w:type="gramStart"/>
-      <w:r>
-        <w:rPr>
-          <w:rFonts w:hint="eastAsia"/>
-          <w:sz w:val="24"/>
-          <w:highlight w:val="green"/>
-        </w:rPr>
-        <w:t>新建线一侧</w:t>
-      </w:r>
-      <w:proofErr w:type="gramEnd"/>
-      <w:r>
-        <w:rPr>
-          <w:rFonts w:hint="eastAsia"/>
-          <w:sz w:val="24"/>
-          <w:highlight w:val="green"/>
-        </w:rPr>
-        <w:t>要求设置电缆槽。</w:t>
+        <w:t>全线新建线一侧要求设置电缆槽。</w:t>
       </w:r>
     </w:p>
     <w:p>
@@ -1747,43 +1686,7 @@
           <w:sz w:val="24"/>
           <w:highlight w:val="green"/>
         </w:rPr>
-        <w:t>全线增建二线单侧均要求设置电缆槽，</w:t>
-      </w:r>
-      <w:proofErr w:type="gramStart"/>
-      <w:r>
-        <w:rPr>
-          <w:rFonts w:hint="eastAsia"/>
-          <w:sz w:val="24"/>
-          <w:highlight w:val="green"/>
-        </w:rPr>
-        <w:t>单绕段</w:t>
-      </w:r>
-      <w:proofErr w:type="gramEnd"/>
-      <w:r>
-        <w:rPr>
-          <w:rFonts w:hint="eastAsia"/>
-          <w:sz w:val="24"/>
-          <w:highlight w:val="green"/>
-        </w:rPr>
-        <w:t>预留单侧电缆槽（左绕区段电缆槽预留在左侧，右绕区段电缆槽预留在右侧），</w:t>
-      </w:r>
-      <w:proofErr w:type="gramStart"/>
-      <w:r>
-        <w:rPr>
-          <w:rFonts w:hint="eastAsia"/>
-          <w:sz w:val="24"/>
-          <w:highlight w:val="green"/>
-        </w:rPr>
-        <w:t>双绕段</w:t>
-      </w:r>
-      <w:proofErr w:type="gramEnd"/>
-      <w:r>
-        <w:rPr>
-          <w:rFonts w:hint="eastAsia"/>
-          <w:sz w:val="24"/>
-          <w:highlight w:val="green"/>
-        </w:rPr>
-        <w:t>预留双侧电缆槽。</w:t>
+        <w:t>全线增建二线单侧均要求设置电缆槽，单绕段预留单侧电缆槽（左绕区段电缆槽预留在左侧，右绕区段电缆槽预留在右侧），双绕段预留双侧电缆槽。</w:t>
       </w:r>
     </w:p>
     <w:p>
@@ -2085,25 +1988,7 @@
           <w:sz w:val="24"/>
           <w:highlight w:val="green"/>
         </w:rPr>
-        <w:t>过</w:t>
-      </w:r>
-      <w:proofErr w:type="gramStart"/>
-      <w:r>
-        <w:rPr>
-          <w:rFonts w:hint="eastAsia"/>
-          <w:sz w:val="24"/>
-          <w:highlight w:val="green"/>
-        </w:rPr>
-        <w:t>轨管要求</w:t>
-      </w:r>
-      <w:proofErr w:type="gramEnd"/>
-      <w:r>
-        <w:rPr>
-          <w:rFonts w:hint="eastAsia"/>
-          <w:sz w:val="24"/>
-          <w:highlight w:val="green"/>
-        </w:rPr>
-        <w:t>采用镀锌钢管</w:t>
+        <w:t>过轨管要求采用镀锌钢管</w:t>
       </w:r>
       <w:r>
         <w:rPr>
@@ -2356,17 +2241,8 @@
           <w:rFonts w:hint="eastAsia"/>
           <w:sz w:val="24"/>
         </w:rPr>
-        <w:t>过</w:t>
-      </w:r>
-      <w:proofErr w:type="gramStart"/>
-      <w:r>
-        <w:rPr>
-          <w:rFonts w:hint="eastAsia"/>
-          <w:sz w:val="24"/>
-        </w:rPr>
-        <w:t>轨管要求</w:t>
-      </w:r>
-      <w:proofErr w:type="gramEnd"/>
+        <w:t>过轨管要求</w:t>
+      </w:r>
       <w:r>
         <w:rPr>
           <w:rFonts w:hint="eastAsia"/>
@@ -2412,21 +2288,12 @@
         </w:rPr>
         <w:t>，</w:t>
       </w:r>
-      <w:proofErr w:type="gramStart"/>
-      <w:r>
-        <w:rPr>
-          <w:rFonts w:hint="eastAsia"/>
-          <w:sz w:val="24"/>
-        </w:rPr>
-        <w:t>过轨管若</w:t>
-      </w:r>
-      <w:proofErr w:type="gramEnd"/>
-      <w:r>
-        <w:rPr>
-          <w:rFonts w:hint="eastAsia"/>
-          <w:sz w:val="24"/>
-        </w:rPr>
-        <w:t>焊接需保证所焊接的内壁光滑。</w:t>
+      <w:r>
+        <w:rPr>
+          <w:rFonts w:hint="eastAsia"/>
+          <w:sz w:val="24"/>
+        </w:rPr>
+        <w:t>过轨管若焊接需保证所焊接的内壁光滑。</w:t>
       </w:r>
     </w:p>
     <w:p>
@@ -2515,39 +2382,7 @@
           <w:rFonts w:hint="eastAsia"/>
           <w:sz w:val="24"/>
         </w:rPr>
-        <w:t>铁丝两根，</w:t>
-      </w:r>
-      <w:proofErr w:type="gramStart"/>
-      <w:r>
-        <w:rPr>
-          <w:rFonts w:hint="eastAsia"/>
-          <w:sz w:val="24"/>
-        </w:rPr>
-        <w:t>管口设堵头</w:t>
-      </w:r>
-      <w:proofErr w:type="gramEnd"/>
-      <w:r>
-        <w:rPr>
-          <w:rFonts w:hint="eastAsia"/>
-          <w:sz w:val="24"/>
-        </w:rPr>
-        <w:t>，采用</w:t>
-      </w:r>
-      <w:proofErr w:type="gramStart"/>
-      <w:r>
-        <w:rPr>
-          <w:rFonts w:hint="eastAsia"/>
-          <w:sz w:val="24"/>
-        </w:rPr>
-        <w:t>冷封胶</w:t>
-      </w:r>
-      <w:proofErr w:type="gramEnd"/>
-      <w:r>
-        <w:rPr>
-          <w:rFonts w:hint="eastAsia"/>
-          <w:sz w:val="24"/>
-        </w:rPr>
-        <w:t>封堵，以防渗水。</w:t>
+        <w:t>铁丝两根，管口设堵头，采用冷封胶封堵，以防渗水。</w:t>
       </w:r>
     </w:p>
     <w:p>
@@ -2558,21 +2393,12 @@
           <w:sz w:val="24"/>
         </w:rPr>
       </w:pPr>
-      <w:proofErr w:type="gramStart"/>
-      <w:r>
-        <w:rPr>
-          <w:rFonts w:hint="eastAsia"/>
-          <w:sz w:val="24"/>
-        </w:rPr>
-        <w:t>过轨管顶部</w:t>
-      </w:r>
-      <w:proofErr w:type="gramEnd"/>
-      <w:r>
-        <w:rPr>
-          <w:rFonts w:hint="eastAsia"/>
-          <w:sz w:val="24"/>
-        </w:rPr>
-        <w:t>埋深距轨底面不小于</w:t>
+      <w:r>
+        <w:rPr>
+          <w:rFonts w:hint="eastAsia"/>
+          <w:sz w:val="24"/>
+        </w:rPr>
+        <w:t>过轨管顶部埋深距轨底面不小于</w:t>
       </w:r>
       <w:smartTag w:uri="urn:schemas-microsoft-com:office:smarttags" w:element="chmetcnv">
         <w:smartTagPr>
@@ -2596,23 +2422,7 @@
           <w:rFonts w:hint="eastAsia"/>
           <w:sz w:val="24"/>
         </w:rPr>
-        <w:t>，并位于手孔中间位置；</w:t>
-      </w:r>
-      <w:proofErr w:type="gramStart"/>
-      <w:r>
-        <w:rPr>
-          <w:rFonts w:hint="eastAsia"/>
-          <w:sz w:val="24"/>
-        </w:rPr>
-        <w:t>过轨管端面</w:t>
-      </w:r>
-      <w:proofErr w:type="gramEnd"/>
-      <w:r>
-        <w:rPr>
-          <w:rFonts w:hint="eastAsia"/>
-          <w:sz w:val="24"/>
-        </w:rPr>
-        <w:t>应短于手孔槽面</w:t>
+        <w:t>，并位于手孔中间位置；过轨管端面应短于手孔槽面</w:t>
       </w:r>
       <w:smartTag w:uri="urn:schemas-microsoft-com:office:smarttags" w:element="chmetcnv">
         <w:smartTagPr>
@@ -2652,23 +2462,7 @@
           <w:rFonts w:hint="eastAsia"/>
           <w:sz w:val="24"/>
         </w:rPr>
-        <w:t>施工时过</w:t>
-      </w:r>
-      <w:proofErr w:type="gramStart"/>
-      <w:r>
-        <w:rPr>
-          <w:rFonts w:hint="eastAsia"/>
-          <w:sz w:val="24"/>
-        </w:rPr>
-        <w:t>轨管要求</w:t>
-      </w:r>
-      <w:proofErr w:type="gramEnd"/>
-      <w:r>
-        <w:rPr>
-          <w:rFonts w:hint="eastAsia"/>
-          <w:sz w:val="24"/>
-        </w:rPr>
-        <w:t>预埋在手孔底部中间位置。</w:t>
+        <w:t>施工时过轨管要求预埋在手孔底部中间位置。</w:t>
       </w:r>
     </w:p>
     <w:p>
@@ -2815,23 +2609,7 @@
           <w:rFonts w:hint="eastAsia"/>
           <w:sz w:val="24"/>
         </w:rPr>
-        <w:t>、电缆槽、手孔井、过轨管、分支</w:t>
-      </w:r>
-      <w:proofErr w:type="gramStart"/>
-      <w:r>
-        <w:rPr>
-          <w:rFonts w:hint="eastAsia"/>
-          <w:sz w:val="24"/>
-        </w:rPr>
-        <w:t>电缆槽需纳入</w:t>
-      </w:r>
-      <w:proofErr w:type="gramEnd"/>
-      <w:r>
-        <w:rPr>
-          <w:rFonts w:hint="eastAsia"/>
-          <w:sz w:val="24"/>
-        </w:rPr>
-        <w:t>站前专业工程数量中。</w:t>
+        <w:t>、电缆槽、手孔井、过轨管、分支电缆槽需纳入站前专业工程数量中。</w:t>
       </w:r>
     </w:p>
     <w:p>
@@ -3024,30 +2802,14 @@
           <w:rFonts w:hint="eastAsia"/>
           <w:sz w:val="24"/>
         </w:rPr>
-        <w:t>电缆</w:t>
-      </w:r>
-      <w:proofErr w:type="gramStart"/>
-      <w:r>
-        <w:rPr>
-          <w:rFonts w:hint="eastAsia"/>
-          <w:sz w:val="24"/>
-        </w:rPr>
-        <w:t>槽</w:t>
-      </w:r>
-      <w:r>
-        <w:rPr>
-          <w:rFonts w:hint="eastAsia"/>
-          <w:sz w:val="24"/>
-        </w:rPr>
-        <w:t>相关</w:t>
-      </w:r>
-      <w:proofErr w:type="gramEnd"/>
-      <w:r>
-        <w:rPr>
-          <w:rFonts w:hint="eastAsia"/>
-          <w:sz w:val="24"/>
-        </w:rPr>
-        <w:t>要求参照《铁路路基电缆槽》通用参考图</w:t>
+        <w:t>电缆槽</w:t>
+      </w:r>
+      <w:r>
+        <w:rPr>
+          <w:rFonts w:hint="eastAsia"/>
+          <w:sz w:val="24"/>
+        </w:rPr>
+        <w:t>相关要求参照《铁路路基电缆槽》通用参考图</w:t>
       </w:r>
       <w:r>
         <w:rPr>
@@ -3135,17 +2897,8 @@
           <w:rFonts w:hint="eastAsia"/>
           <w:sz w:val="24"/>
         </w:rPr>
-        <w:t>槽（</w:t>
-      </w:r>
-      <w:proofErr w:type="gramStart"/>
-      <w:r>
-        <w:rPr>
-          <w:rFonts w:hint="eastAsia"/>
-          <w:sz w:val="24"/>
-        </w:rPr>
-        <w:t>电缆槽含盖板</w:t>
-      </w:r>
-      <w:proofErr w:type="gramEnd"/>
+        <w:t>槽（电缆槽含盖板</w:t>
+      </w:r>
       <w:r>
         <w:rPr>
           <w:rFonts w:hint="eastAsia"/>
@@ -3201,16 +2954,8 @@
         <w:rPr>
           <w:sz w:val="24"/>
         </w:rPr>
-        <w:t>、</w:t>
-      </w:r>
-      <w:proofErr w:type="gramStart"/>
-      <w:r>
-        <w:rPr>
-          <w:sz w:val="24"/>
-        </w:rPr>
-        <w:t>净深</w:t>
-      </w:r>
-      <w:proofErr w:type="gramEnd"/>
+        <w:t>、净深</w:t>
+      </w:r>
       <w:r>
         <w:rPr>
           <w:sz w:val="24"/>
@@ -3260,23 +3005,7 @@
           <w:rFonts w:hint="eastAsia"/>
           <w:sz w:val="24"/>
         </w:rPr>
-        <w:t>，从路基</w:t>
-      </w:r>
-      <w:proofErr w:type="gramStart"/>
-      <w:r>
-        <w:rPr>
-          <w:rFonts w:hint="eastAsia"/>
-          <w:sz w:val="24"/>
-        </w:rPr>
-        <w:t>电缆槽至场坪</w:t>
-      </w:r>
-      <w:proofErr w:type="gramEnd"/>
-      <w:r>
-        <w:rPr>
-          <w:rFonts w:hint="eastAsia"/>
-          <w:sz w:val="24"/>
-        </w:rPr>
-        <w:t>围墙</w:t>
+        <w:t>，从路基电缆槽至场坪围墙</w:t>
       </w:r>
       <w:r>
         <w:rPr>
@@ -3410,23 +3139,7 @@
           <w:rFonts w:hint="eastAsia"/>
           <w:sz w:val="24"/>
         </w:rPr>
-        <w:t>亭（</w:t>
-      </w:r>
-      <w:proofErr w:type="gramStart"/>
-      <w:r>
-        <w:rPr>
-          <w:rFonts w:hint="eastAsia"/>
-          <w:sz w:val="24"/>
-        </w:rPr>
-        <w:t>牵变所</w:t>
-      </w:r>
-      <w:proofErr w:type="gramEnd"/>
-      <w:r>
-        <w:rPr>
-          <w:rFonts w:hint="eastAsia"/>
-          <w:sz w:val="24"/>
-        </w:rPr>
-        <w:t>、分区所等）、配电所。</w:t>
+        <w:t>亭（牵变所、分区所等）、配电所。</w:t>
       </w:r>
     </w:p>
     <w:p>
@@ -3474,7 +3187,6 @@
         </w:rPr>
         <w:t>出</w:t>
       </w:r>
-      <w:proofErr w:type="gramStart"/>
       <w:r>
         <w:rPr>
           <w:rFonts w:hint="eastAsia"/>
@@ -3487,15 +3199,7 @@
           <w:rFonts w:hint="eastAsia"/>
           <w:sz w:val="24"/>
         </w:rPr>
-        <w:t>如下</w:t>
-      </w:r>
-      <w:proofErr w:type="gramEnd"/>
-      <w:r>
-        <w:rPr>
-          <w:rFonts w:hint="eastAsia"/>
-          <w:sz w:val="24"/>
-        </w:rPr>
-        <w:t>图所示：</w:t>
+        <w:t>如下图所示：</w:t>
       </w:r>
     </w:p>
     <w:p>
@@ -3748,9 +3452,8 @@
           <w:sz w:val="24"/>
           <w:szCs w:val="28"/>
         </w:rPr>
-        <w:t>基站、直</w:t>
-      </w:r>
-      <w:proofErr w:type="gramStart"/>
+        <w:t>基站、直放站</w:t>
+      </w:r>
       <w:r>
         <w:rPr>
           <w:rFonts w:hint="eastAsia"/>
@@ -3758,26 +3461,7 @@
           <w:sz w:val="24"/>
           <w:szCs w:val="28"/>
         </w:rPr>
-        <w:t>放站</w:t>
-      </w:r>
-      <w:r>
-        <w:rPr>
-          <w:rFonts w:hint="eastAsia"/>
-          <w:b/>
-          <w:sz w:val="24"/>
-          <w:szCs w:val="28"/>
-        </w:rPr>
-        <w:t>引下</w:t>
-      </w:r>
-      <w:proofErr w:type="gramEnd"/>
-      <w:r>
-        <w:rPr>
-          <w:rFonts w:hint="eastAsia"/>
-          <w:b/>
-          <w:sz w:val="24"/>
-          <w:szCs w:val="28"/>
-        </w:rPr>
-        <w:t>槽的里程</w:t>
+        <w:t>引下槽的里程</w:t>
       </w:r>
       <w:r>
         <w:rPr>
@@ -4221,19 +3905,8 @@
                 <w:sz w:val="24"/>
                 <w:lang w:val="en-IE"/>
               </w:rPr>
-              <w:t>XXX</w:t>
-            </w:r>
-            <w:proofErr w:type="gramStart"/>
-            <w:r>
-              <w:rPr>
-                <w:rFonts w:ascii="宋体" w:hAnsi="宋体" w:hint="eastAsia"/>
-                <w:color w:val="000000"/>
-                <w:sz w:val="24"/>
-                <w:lang w:val="en-IE"/>
-              </w:rPr>
-              <w:t>牵变所</w:t>
-            </w:r>
-            <w:proofErr w:type="gramEnd"/>
+              <w:t>XXX牵变所</w:t>
+            </w:r>
           </w:p>
         </w:tc>
       </w:tr>
@@ -4882,38 +4555,14 @@
           <w:rFonts w:hint="eastAsia"/>
           <w:sz w:val="24"/>
         </w:rPr>
-        <w:t>亭（</w:t>
-      </w:r>
-      <w:proofErr w:type="gramStart"/>
-      <w:r>
-        <w:rPr>
-          <w:rFonts w:hint="eastAsia"/>
-          <w:sz w:val="24"/>
-        </w:rPr>
-        <w:t>牵变所</w:t>
-      </w:r>
-      <w:proofErr w:type="gramEnd"/>
-      <w:r>
-        <w:rPr>
-          <w:rFonts w:hint="eastAsia"/>
-          <w:sz w:val="24"/>
-        </w:rPr>
-        <w:t>、分区所等）、配电所</w:t>
-      </w:r>
-      <w:r>
-        <w:rPr>
-          <w:rFonts w:hint="eastAsia"/>
-          <w:sz w:val="24"/>
-        </w:rPr>
-        <w:t>等区间接入点处，均需预留</w:t>
-      </w:r>
-      <w:proofErr w:type="gramStart"/>
-      <w:r>
-        <w:rPr>
-          <w:rFonts w:hint="eastAsia"/>
-          <w:sz w:val="24"/>
-        </w:rPr>
-        <w:t>过轨管</w:t>
+        <w:t>亭（牵变所、分区所等）、配电所</w:t>
+      </w:r>
+      <w:r>
+        <w:rPr>
+          <w:rFonts w:hint="eastAsia"/>
+          <w:sz w:val="24"/>
+        </w:rPr>
+        <w:t>等区间接入点处，均需预留过轨管</w:t>
       </w:r>
       <w:r>
         <w:rPr>
@@ -4929,36 +4578,19 @@
         </w:rPr>
         <w:t>根</w:t>
       </w:r>
-      <w:proofErr w:type="gramEnd"/>
-      <w:r>
-        <w:rPr>
-          <w:rFonts w:hint="eastAsia"/>
-          <w:sz w:val="24"/>
-        </w:rPr>
-        <w:t>，并在</w:t>
-      </w:r>
-      <w:proofErr w:type="gramStart"/>
-      <w:r>
-        <w:rPr>
-          <w:rFonts w:hint="eastAsia"/>
-          <w:sz w:val="24"/>
-        </w:rPr>
-        <w:t>过</w:t>
-      </w:r>
-      <w:r>
-        <w:rPr>
-          <w:rFonts w:hint="eastAsia"/>
-          <w:sz w:val="24"/>
-        </w:rPr>
-        <w:t>轨管两端</w:t>
-      </w:r>
-      <w:proofErr w:type="gramEnd"/>
-      <w:r>
-        <w:rPr>
-          <w:rFonts w:hint="eastAsia"/>
-          <w:sz w:val="24"/>
-        </w:rPr>
-        <w:t>、</w:t>
+      <w:r>
+        <w:rPr>
+          <w:rFonts w:hint="eastAsia"/>
+          <w:sz w:val="24"/>
+        </w:rPr>
+        <w:t>，并在过</w:t>
+      </w:r>
+      <w:r>
+        <w:rPr>
+          <w:rFonts w:hint="eastAsia"/>
+          <w:sz w:val="24"/>
+        </w:rPr>
+        <w:t>轨管两端、</w:t>
       </w:r>
       <w:r>
         <w:rPr>
@@ -4996,15 +4628,7 @@
           <w:rFonts w:hint="eastAsia"/>
           <w:sz w:val="24"/>
         </w:rPr>
-        <w:t>在桥头、尾路基地段，均预留</w:t>
-      </w:r>
-      <w:proofErr w:type="gramStart"/>
-      <w:r>
-        <w:rPr>
-          <w:rFonts w:hint="eastAsia"/>
-          <w:sz w:val="24"/>
-        </w:rPr>
-        <w:t>过轨管</w:t>
+        <w:t>在桥头、尾路基地段，均预留过轨管</w:t>
       </w:r>
       <w:r>
         <w:rPr>
@@ -5018,38 +4642,14 @@
           <w:rFonts w:hint="eastAsia"/>
           <w:sz w:val="24"/>
         </w:rPr>
-        <w:t>根</w:t>
-      </w:r>
-      <w:proofErr w:type="gramEnd"/>
-      <w:r>
-        <w:rPr>
-          <w:rFonts w:hint="eastAsia"/>
-          <w:sz w:val="24"/>
-        </w:rPr>
-        <w:t>，并在</w:t>
-      </w:r>
-      <w:proofErr w:type="gramStart"/>
-      <w:r>
-        <w:rPr>
-          <w:rFonts w:hint="eastAsia"/>
-          <w:sz w:val="24"/>
-        </w:rPr>
-        <w:t>过</w:t>
-      </w:r>
-      <w:r>
-        <w:rPr>
-          <w:rFonts w:hint="eastAsia"/>
-          <w:sz w:val="24"/>
-        </w:rPr>
-        <w:t>轨管两端</w:t>
-      </w:r>
-      <w:proofErr w:type="gramEnd"/>
-      <w:r>
-        <w:rPr>
-          <w:rFonts w:hint="eastAsia"/>
-          <w:sz w:val="24"/>
-        </w:rPr>
-        <w:t>、</w:t>
+        <w:t>根，并在过</w:t>
+      </w:r>
+      <w:r>
+        <w:rPr>
+          <w:rFonts w:hint="eastAsia"/>
+          <w:sz w:val="24"/>
+        </w:rPr>
+        <w:t>轨管两端、</w:t>
       </w:r>
       <w:r>
         <w:rPr>
@@ -5082,21 +4682,12 @@
           <w:sz w:val="24"/>
         </w:rPr>
       </w:pPr>
-      <w:proofErr w:type="gramStart"/>
-      <w:r>
-        <w:rPr>
-          <w:rFonts w:hint="eastAsia"/>
-          <w:sz w:val="24"/>
-        </w:rPr>
-        <w:t>具体过</w:t>
-      </w:r>
-      <w:proofErr w:type="gramEnd"/>
-      <w:r>
-        <w:rPr>
-          <w:rFonts w:hint="eastAsia"/>
-          <w:sz w:val="24"/>
-        </w:rPr>
-        <w:t>轨里程见附表：</w:t>
+      <w:r>
+        <w:rPr>
+          <w:rFonts w:hint="eastAsia"/>
+          <w:sz w:val="24"/>
+        </w:rPr>
+        <w:t>具体过轨里程见附表：</w:t>
       </w:r>
       <w:r>
         <w:rPr>
@@ -5202,21 +4793,12 @@
         </w:rPr>
         <w:t>内</w:t>
       </w:r>
-      <w:proofErr w:type="gramStart"/>
-      <w:r>
-        <w:rPr>
-          <w:rFonts w:hint="eastAsia"/>
-          <w:sz w:val="24"/>
-        </w:rPr>
-        <w:t>电缆槽由隧道</w:t>
-      </w:r>
-      <w:proofErr w:type="gramEnd"/>
-      <w:r>
-        <w:rPr>
-          <w:rFonts w:hint="eastAsia"/>
-          <w:sz w:val="24"/>
-        </w:rPr>
-        <w:t>专业预设通信信号专用电缆槽</w:t>
+      <w:r>
+        <w:rPr>
+          <w:rFonts w:hint="eastAsia"/>
+          <w:sz w:val="24"/>
+        </w:rPr>
+        <w:t>电缆槽由隧道专业预设通信信号专用电缆槽</w:t>
       </w:r>
       <w:r>
         <w:rPr>
@@ -5262,25 +4844,7 @@
           <w:sz w:val="24"/>
           <w:highlight w:val="green"/>
         </w:rPr>
-        <w:t>、在隧道防灾疏散通道内预留通信电缆槽（</w:t>
-      </w:r>
-      <w:proofErr w:type="gramStart"/>
-      <w:r>
-        <w:rPr>
-          <w:rFonts w:hint="eastAsia"/>
-          <w:sz w:val="24"/>
-          <w:highlight w:val="green"/>
-        </w:rPr>
-        <w:t>电缆槽含盖板</w:t>
-      </w:r>
-      <w:proofErr w:type="gramEnd"/>
-      <w:r>
-        <w:rPr>
-          <w:rFonts w:hint="eastAsia"/>
-          <w:sz w:val="24"/>
-          <w:highlight w:val="green"/>
-        </w:rPr>
-        <w:t>，净宽</w:t>
+        <w:t>、在隧道防灾疏散通道内预留通信电缆槽（电缆槽含盖板，净宽</w:t>
       </w:r>
       <w:smartTag w:uri="urn:schemas-microsoft-com:office:smarttags" w:element="chmetcnv">
         <w:smartTagPr>
@@ -5306,18 +4870,8 @@
           <w:sz w:val="24"/>
           <w:highlight w:val="green"/>
         </w:rPr>
-        <w:t>、</w:t>
-      </w:r>
-      <w:proofErr w:type="gramStart"/>
-      <w:r>
-        <w:rPr>
-          <w:rFonts w:hint="eastAsia"/>
-          <w:sz w:val="24"/>
-          <w:highlight w:val="green"/>
-        </w:rPr>
-        <w:t>净深</w:t>
-      </w:r>
-      <w:proofErr w:type="gramEnd"/>
+        <w:t>、净深</w:t>
+      </w:r>
       <w:smartTag w:uri="urn:schemas-microsoft-com:office:smarttags" w:element="chmetcnv">
         <w:smartTagPr>
           <w:attr w:name="TCSC" w:val="0"/>
@@ -5395,15 +4949,7 @@
           <w:rFonts w:hint="eastAsia"/>
           <w:sz w:val="24"/>
         </w:rPr>
-        <w:t>）各隧道进、出口处均需预埋通信用</w:t>
-      </w:r>
-      <w:proofErr w:type="gramStart"/>
-      <w:r>
-        <w:rPr>
-          <w:rFonts w:hint="eastAsia"/>
-          <w:sz w:val="24"/>
-        </w:rPr>
-        <w:t>过轨管</w:t>
+        <w:t>）各隧道进、出口处均需预埋通信用过轨管</w:t>
       </w:r>
       <w:r>
         <w:rPr>
@@ -5419,7 +4965,6 @@
         </w:rPr>
         <w:t>根</w:t>
       </w:r>
-      <w:proofErr w:type="gramEnd"/>
       <w:r>
         <w:rPr>
           <w:rFonts w:hint="eastAsia"/>
@@ -5502,43 +5047,13 @@
           <w:rFonts w:hint="eastAsia"/>
           <w:sz w:val="24"/>
         </w:rPr>
-        <w:t>（含电力变压器洞室、</w:t>
-      </w:r>
-      <w:proofErr w:type="gramStart"/>
-      <w:r>
-        <w:rPr>
-          <w:rFonts w:hint="eastAsia"/>
-          <w:sz w:val="24"/>
-        </w:rPr>
-        <w:t>电气化所亭洞室</w:t>
-      </w:r>
-      <w:proofErr w:type="gramEnd"/>
-      <w:r>
-        <w:rPr>
-          <w:rFonts w:hint="eastAsia"/>
-          <w:sz w:val="24"/>
-        </w:rPr>
-        <w:t>）</w:t>
-      </w:r>
-      <w:r>
-        <w:rPr>
-          <w:sz w:val="24"/>
-        </w:rPr>
-        <w:t>的通信</w:t>
-      </w:r>
-      <w:proofErr w:type="gramStart"/>
-      <w:r>
-        <w:rPr>
-          <w:sz w:val="24"/>
-        </w:rPr>
-        <w:t>信号电缆槽至线路</w:t>
-      </w:r>
-      <w:proofErr w:type="gramEnd"/>
-      <w:r>
-        <w:rPr>
-          <w:sz w:val="24"/>
-        </w:rPr>
-        <w:t>另一侧通信信号电缆槽</w:t>
+        <w:t>（含电力变压器洞室、电气化所亭洞室）</w:t>
+      </w:r>
+      <w:r>
+        <w:rPr>
+          <w:sz w:val="24"/>
+        </w:rPr>
+        <w:t>的通信信号电缆槽至线路另一侧通信信号电缆槽</w:t>
       </w:r>
       <w:r>
         <w:rPr>
@@ -5666,23 +5181,7 @@
           <w:rFonts w:hint="eastAsia"/>
           <w:sz w:val="24"/>
         </w:rPr>
-        <w:t>）</w:t>
-      </w:r>
-      <w:proofErr w:type="gramStart"/>
-      <w:r>
-        <w:rPr>
-          <w:rFonts w:hint="eastAsia"/>
-          <w:sz w:val="24"/>
-        </w:rPr>
-        <w:t>具体过</w:t>
-      </w:r>
-      <w:proofErr w:type="gramEnd"/>
-      <w:r>
-        <w:rPr>
-          <w:rFonts w:hint="eastAsia"/>
-          <w:sz w:val="24"/>
-        </w:rPr>
-        <w:t>轨里程见附表：</w:t>
+        <w:t>）具体过轨里程见附表：</w:t>
       </w:r>
       <w:r>
         <w:rPr>
@@ -5935,23 +5434,7 @@
           <w:rFonts w:hint="eastAsia"/>
           <w:sz w:val="24"/>
         </w:rPr>
-        <w:t>（含电力变压器洞室、</w:t>
-      </w:r>
-      <w:proofErr w:type="gramStart"/>
-      <w:r>
-        <w:rPr>
-          <w:rFonts w:hint="eastAsia"/>
-          <w:sz w:val="24"/>
-        </w:rPr>
-        <w:t>电气化所亭洞室</w:t>
-      </w:r>
-      <w:proofErr w:type="gramEnd"/>
-      <w:r>
-        <w:rPr>
-          <w:rFonts w:hint="eastAsia"/>
-          <w:sz w:val="24"/>
-        </w:rPr>
-        <w:t>）</w:t>
+        <w:t>（含电力变压器洞室、电气化所亭洞室）</w:t>
       </w:r>
       <w:r>
         <w:rPr>
@@ -6070,21 +5553,7 @@
         <w:rPr>
           <w:sz w:val="24"/>
         </w:rPr>
-        <w:t>处，</w:t>
-      </w:r>
-      <w:proofErr w:type="gramStart"/>
-      <w:r>
-        <w:rPr>
-          <w:sz w:val="24"/>
-        </w:rPr>
-        <w:t>接地体需满足</w:t>
-      </w:r>
-      <w:proofErr w:type="gramEnd"/>
-      <w:r>
-        <w:rPr>
-          <w:sz w:val="24"/>
-        </w:rPr>
-        <w:t>阻值＜</w:t>
+        <w:t>处，接地体需满足阻值＜</w:t>
       </w:r>
       <w:r>
         <w:rPr>
@@ -6175,23 +5644,7 @@
           <w:rFonts w:hint="eastAsia"/>
           <w:sz w:val="24"/>
         </w:rPr>
-        <w:t>、桥上</w:t>
-      </w:r>
-      <w:proofErr w:type="gramStart"/>
-      <w:r>
-        <w:rPr>
-          <w:rFonts w:hint="eastAsia"/>
-          <w:sz w:val="24"/>
-        </w:rPr>
-        <w:t>电缆槽由桥梁</w:t>
-      </w:r>
-      <w:proofErr w:type="gramEnd"/>
-      <w:r>
-        <w:rPr>
-          <w:rFonts w:hint="eastAsia"/>
-          <w:sz w:val="24"/>
-        </w:rPr>
-        <w:t>专业预设通信信号专用电缆槽。</w:t>
+        <w:t>、桥上电缆槽由桥梁专业预设通信信号专用电缆槽。</w:t>
       </w:r>
       <w:r>
         <w:rPr>
@@ -6214,44 +5667,19 @@
         </w:rPr>
         <w:t>桥上电缆槽应注意</w:t>
       </w:r>
-      <w:proofErr w:type="gramStart"/>
-      <w:r>
-        <w:rPr>
-          <w:rFonts w:hint="eastAsia"/>
-          <w:sz w:val="24"/>
-        </w:rPr>
-        <w:t>避让声</w:t>
-      </w:r>
-      <w:proofErr w:type="gramEnd"/>
-      <w:r>
-        <w:rPr>
-          <w:rFonts w:hint="eastAsia"/>
-          <w:sz w:val="24"/>
-        </w:rPr>
-        <w:t>屏障、接触网支柱</w:t>
-      </w:r>
-      <w:r>
-        <w:rPr>
-          <w:rFonts w:hint="eastAsia"/>
-          <w:sz w:val="24"/>
-        </w:rPr>
-        <w:t>，确保</w:t>
-      </w:r>
-      <w:proofErr w:type="gramStart"/>
-      <w:r>
-        <w:rPr>
-          <w:rFonts w:hint="eastAsia"/>
-          <w:sz w:val="24"/>
-        </w:rPr>
-        <w:t>电缆槽不被</w:t>
-      </w:r>
-      <w:proofErr w:type="gramEnd"/>
-      <w:r>
-        <w:rPr>
-          <w:rFonts w:hint="eastAsia"/>
-          <w:sz w:val="24"/>
-        </w:rPr>
-        <w:t>侵占</w:t>
+      <w:r>
+        <w:rPr>
+          <w:rFonts w:hint="eastAsia"/>
+          <w:sz w:val="24"/>
+        </w:rPr>
+        <w:t>避让声屏障、接触网支柱</w:t>
+      </w:r>
+      <w:r>
+        <w:rPr>
+          <w:rFonts w:hint="eastAsia"/>
+          <w:sz w:val="24"/>
+        </w:rPr>
+        <w:t>，确保电缆槽不被侵占</w:t>
       </w:r>
       <w:r>
         <w:rPr>
@@ -6334,23 +5762,7 @@
           <w:rFonts w:hint="eastAsia"/>
           <w:sz w:val="24"/>
         </w:rPr>
-        <w:t>）通信光缆经两梁体接口处预留孔引出到梁体外方，经挂附在桥梁和桥墩外的</w:t>
-      </w:r>
-      <w:proofErr w:type="gramStart"/>
-      <w:r>
-        <w:rPr>
-          <w:rFonts w:hint="eastAsia"/>
-          <w:sz w:val="24"/>
-        </w:rPr>
-        <w:t>电缆槽引到</w:t>
-      </w:r>
-      <w:proofErr w:type="gramEnd"/>
-      <w:r>
-        <w:rPr>
-          <w:rFonts w:hint="eastAsia"/>
-          <w:sz w:val="24"/>
-        </w:rPr>
-        <w:t>地面。</w:t>
+        <w:t>）通信光缆经两梁体接口处预留孔引出到梁体外方，经挂附在桥梁和桥墩外的电缆槽引到地面。</w:t>
       </w:r>
       <w:r>
         <w:rPr>
@@ -6365,78 +5777,67 @@
         <w:spacing w:line="360" w:lineRule="auto"/>
         <w:ind w:firstLine="480"/>
         <w:rPr>
-          <w:sz w:val="24"/>
-        </w:rPr>
-      </w:pPr>
-      <w:r>
-        <w:rPr>
-          <w:rFonts w:hint="eastAsia"/>
-          <w:sz w:val="24"/>
-        </w:rPr>
-        <w:t>（</w:t>
-      </w:r>
-      <w:r>
-        <w:rPr>
-          <w:rFonts w:hint="eastAsia"/>
-          <w:sz w:val="24"/>
-        </w:rPr>
-        <w:t>2</w:t>
-      </w:r>
-      <w:r>
-        <w:rPr>
-          <w:rFonts w:hint="eastAsia"/>
-          <w:sz w:val="24"/>
-        </w:rPr>
-        <w:t>）锯齿孔的尺寸、螺栓预留、钢筋布置按“电缆上桥构造图”（通桥（</w:t>
-      </w:r>
-      <w:r>
-        <w:rPr>
-          <w:rFonts w:hint="eastAsia"/>
-          <w:sz w:val="24"/>
-        </w:rPr>
-        <w:t>2021</w:t>
-      </w:r>
-      <w:r>
-        <w:rPr>
-          <w:rFonts w:hint="eastAsia"/>
-          <w:sz w:val="24"/>
-        </w:rPr>
-        <w:t>）</w:t>
-      </w:r>
-      <w:r>
-        <w:rPr>
-          <w:rFonts w:hint="eastAsia"/>
-          <w:sz w:val="24"/>
-        </w:rPr>
-        <w:t>2235</w:t>
-      </w:r>
-      <w:r>
-        <w:rPr>
-          <w:rFonts w:hint="eastAsia"/>
-          <w:sz w:val="24"/>
-        </w:rPr>
-        <w:t>）图办理</w:t>
-      </w:r>
-    </w:p>
-    <w:p>
-      <w:pPr>
-        <w:ind w:firstLineChars="200" w:firstLine="480"/>
-        <w:rPr>
           <w:rFonts w:ascii="宋体" w:hAnsi="宋体" w:cs="宋体" w:hint="eastAsia"/>
           <w:kern w:val="0"/>
           <w:sz w:val="24"/>
         </w:rPr>
       </w:pPr>
-    </w:p>
-    <w:p>
-      <w:pPr>
-        <w:ind w:firstLineChars="200" w:firstLine="480"/>
-        <w:rPr>
-          <w:rFonts w:ascii="宋体" w:hAnsi="宋体" w:cs="宋体" w:hint="eastAsia"/>
-          <w:kern w:val="0"/>
-          <w:sz w:val="24"/>
-        </w:rPr>
-      </w:pPr>
+      <w:r>
+        <w:rPr>
+          <w:rFonts w:hint="eastAsia"/>
+          <w:sz w:val="24"/>
+        </w:rPr>
+        <w:t>（</w:t>
+      </w:r>
+      <w:r>
+        <w:rPr>
+          <w:rFonts w:hint="eastAsia"/>
+          <w:sz w:val="24"/>
+        </w:rPr>
+        <w:t>2</w:t>
+      </w:r>
+      <w:r>
+        <w:rPr>
+          <w:rFonts w:hint="eastAsia"/>
+          <w:sz w:val="24"/>
+        </w:rPr>
+        <w:t>）锯齿孔的尺寸、螺栓预留、钢筋布置按“电缆上桥构造图”（通桥（</w:t>
+      </w:r>
+      <w:r>
+        <w:rPr>
+          <w:rFonts w:hint="eastAsia"/>
+          <w:sz w:val="24"/>
+        </w:rPr>
+        <w:t>2021</w:t>
+      </w:r>
+      <w:r>
+        <w:rPr>
+          <w:rFonts w:hint="eastAsia"/>
+          <w:sz w:val="24"/>
+        </w:rPr>
+        <w:t>）</w:t>
+      </w:r>
+      <w:r>
+        <w:rPr>
+          <w:rFonts w:hint="eastAsia"/>
+          <w:sz w:val="24"/>
+        </w:rPr>
+        <w:t>2235</w:t>
+      </w:r>
+      <w:r>
+        <w:rPr>
+          <w:rFonts w:hint="eastAsia"/>
+          <w:sz w:val="24"/>
+        </w:rPr>
+        <w:t>）图办理</w:t>
+      </w:r>
+      <w:r>
+        <w:rPr>
+          <w:rFonts w:hint="eastAsia"/>
+          <w:sz w:val="24"/>
+        </w:rPr>
+        <w:t>。</w:t>
+      </w:r>
     </w:p>
     <w:p>
       <w:pPr>
@@ -6578,18 +5979,8 @@
                 <w:kern w:val="0"/>
                 <w:sz w:val="24"/>
               </w:rPr>
-              <w:t>桥梁引下</w:t>
-            </w:r>
-            <w:proofErr w:type="gramStart"/>
-            <w:r>
-              <w:rPr>
-                <w:rFonts w:ascii="宋体" w:hAnsi="宋体" w:cs="宋体" w:hint="eastAsia"/>
-                <w:kern w:val="0"/>
-                <w:sz w:val="24"/>
-              </w:rPr>
-              <w:t>预留处数</w:t>
-            </w:r>
-            <w:proofErr w:type="gramEnd"/>
+              <w:t>桥梁引下预留处数</w:t>
+            </w:r>
           </w:p>
         </w:tc>
         <w:tc>
@@ -6911,25 +6302,7 @@
                 <w:kern w:val="0"/>
                 <w:sz w:val="24"/>
               </w:rPr>
-              <w:t>注：当桥下场</w:t>
-            </w:r>
-            <w:proofErr w:type="gramStart"/>
-            <w:r>
-              <w:rPr>
-                <w:rFonts w:ascii="宋体" w:hAnsi="宋体" w:cs="宋体" w:hint="eastAsia"/>
-                <w:kern w:val="0"/>
-                <w:sz w:val="24"/>
-              </w:rPr>
-              <w:t>坪位置</w:t>
-            </w:r>
-            <w:proofErr w:type="gramEnd"/>
-            <w:r>
-              <w:rPr>
-                <w:rFonts w:ascii="宋体" w:hAnsi="宋体" w:cs="宋体" w:hint="eastAsia"/>
-                <w:kern w:val="0"/>
-                <w:sz w:val="24"/>
-              </w:rPr>
-              <w:t>变化时，引下位置需配合调整。</w:t>
+              <w:t>注：当桥下场坪位置变化时，引下位置需配合调整。</w:t>
             </w:r>
           </w:p>
         </w:tc>
@@ -6938,13 +6311,946 @@
     <w:p>
       <w:pPr>
         <w:spacing w:line="360" w:lineRule="auto"/>
+        <w:ind w:firstLine="480"/>
+        <w:rPr>
+          <w:sz w:val="24"/>
+        </w:rPr>
+      </w:pPr>
+    </w:p>
+    <w:p>
+      <w:pPr>
+        <w:spacing w:line="360" w:lineRule="auto"/>
+        <w:ind w:firstLine="480"/>
+        <w:rPr>
+          <w:sz w:val="24"/>
+        </w:rPr>
+      </w:pPr>
+      <w:r>
+        <w:rPr>
+          <w:sz w:val="24"/>
+        </w:rPr>
+        <w:t xml:space="preserve">{%p if has_qlsstdsp %}</w:t>
+      </w:r>
+    </w:p>
+    <w:p>
+      <w:pPr>
+        <w:spacing w:line="360" w:lineRule="auto"/>
+        <w:ind w:firstLine="480"/>
+        <w:rPr>
+          <w:sz w:val="24"/>
+        </w:rPr>
+      </w:pPr>
+      <w:r>
+        <w:rPr>
+          <w:rFonts w:hint="eastAsia"/>
+          <w:sz w:val="24"/>
+        </w:rPr>
+        <w:t>在桥梁疏散通道与桥梁结合部平台上预留视频监控系统摄像机视频</w:t>
+      </w:r>
+      <w:proofErr w:type="gramStart"/>
+      <w:r>
+        <w:rPr>
+          <w:rFonts w:hint="eastAsia"/>
+          <w:sz w:val="24"/>
+        </w:rPr>
+        <w:t>杆基础</w:t>
+      </w:r>
+      <w:proofErr w:type="gramEnd"/>
+      <w:r>
+        <w:rPr>
+          <w:rFonts w:hint="eastAsia"/>
+          <w:sz w:val="24"/>
+        </w:rPr>
+        <w:t>1</w:t>
+      </w:r>
+      <w:r>
+        <w:rPr>
+          <w:rFonts w:hint="eastAsia"/>
+          <w:sz w:val="24"/>
+        </w:rPr>
+        <w:t>处。</w:t>
+      </w:r>
+    </w:p>
+    <w:p>
+      <w:pPr>
+        <w:spacing w:line="360" w:lineRule="auto"/>
+        <w:ind w:firstLine="480"/>
+        <w:rPr>
+          <w:sz w:val="24"/>
+        </w:rPr>
+      </w:pPr>
+      <w:r>
+        <w:rPr>
+          <w:rFonts w:hint="eastAsia"/>
+          <w:sz w:val="24"/>
+        </w:rPr>
+        <w:t>1</w:t>
+      </w:r>
+      <w:r>
+        <w:rPr>
+          <w:rFonts w:hint="eastAsia"/>
+          <w:sz w:val="24"/>
+        </w:rPr>
+        <w:t>）视频</w:t>
+      </w:r>
+      <w:proofErr w:type="gramStart"/>
+      <w:r>
+        <w:rPr>
+          <w:rFonts w:hint="eastAsia"/>
+          <w:sz w:val="24"/>
+        </w:rPr>
+        <w:t>杆基础</w:t>
+      </w:r>
+      <w:proofErr w:type="gramEnd"/>
+      <w:r>
+        <w:rPr>
+          <w:rFonts w:hint="eastAsia"/>
+          <w:sz w:val="24"/>
+        </w:rPr>
+        <w:t>位置见下图所示：</w:t>
+      </w:r>
+    </w:p>
+    <w:p>
+      <w:pPr>
+        <w:spacing w:line="360" w:lineRule="auto"/>
+        <w:ind w:firstLine="480"/>
         <w:jc w:val="center"/>
         <w:rPr>
-          <w:b/>
-          <w:sz w:val="24"/>
-          <w:szCs w:val="28"/>
+          <w:sz w:val="24"/>
         </w:rPr>
       </w:pPr>
+      <w:r>
+        <w:rPr>
+          <w:noProof/>
+          <w:sz w:val="24"/>
+        </w:rPr>
+        <w:lastRenderedPageBreak/>
+        <w:drawing>
+          <wp:inline distT="0" distB="0" distL="0" distR="0" wp14:anchorId="68D8323E" wp14:editId="62218E71">
+            <wp:extent cx="3788410" cy="2097405"/>
+            <wp:effectExtent l="0" t="0" r="2540" b="0"/>
+            <wp:docPr id="1750883000" name="图片 4" descr="视频杆基础位置"/>
+            <wp:cNvGraphicFramePr>
+              <a:graphicFrameLocks xmlns:a="http://schemas.openxmlformats.org/drawingml/2006/main" noChangeAspect="1"/>
+            </wp:cNvGraphicFramePr>
+            <a:graphic xmlns:a="http://schemas.openxmlformats.org/drawingml/2006/main">
+              <a:graphicData uri="http://schemas.openxmlformats.org/drawingml/2006/picture">
+                <pic:pic xmlns:pic="http://schemas.openxmlformats.org/drawingml/2006/picture">
+                  <pic:nvPicPr>
+                    <pic:cNvPr id="0" name="图片 2" descr="视频杆基础位置"/>
+                    <pic:cNvPicPr>
+                      <a:picLocks noChangeAspect="1" noChangeArrowheads="1"/>
+                    </pic:cNvPicPr>
+                  </pic:nvPicPr>
+                  <pic:blipFill>
+                    <a:blip r:embed="rId10">
+                      <a:extLst>
+                        <a:ext uri="{28A0092B-C50C-407E-A947-70E740481C1C}">
+                          <a14:useLocalDpi xmlns:a14="http://schemas.microsoft.com/office/drawing/2010/main" val="0"/>
+                        </a:ext>
+                      </a:extLst>
+                    </a:blip>
+                    <a:srcRect/>
+                    <a:stretch>
+                      <a:fillRect/>
+                    </a:stretch>
+                  </pic:blipFill>
+                  <pic:spPr bwMode="auto">
+                    <a:xfrm>
+                      <a:off x="0" y="0"/>
+                      <a:ext cx="3788410" cy="2097405"/>
+                    </a:xfrm>
+                    <a:prstGeom prst="rect">
+                      <a:avLst/>
+                    </a:prstGeom>
+                    <a:noFill/>
+                    <a:ln>
+                      <a:noFill/>
+                    </a:ln>
+                  </pic:spPr>
+                </pic:pic>
+              </a:graphicData>
+            </a:graphic>
+          </wp:inline>
+        </w:drawing>
+      </w:r>
+    </w:p>
+    <w:p>
+      <w:pPr>
+        <w:spacing w:line="360" w:lineRule="auto"/>
+        <w:ind w:firstLine="480"/>
+        <w:rPr>
+          <w:sz w:val="24"/>
+        </w:rPr>
+      </w:pPr>
+      <w:r>
+        <w:rPr>
+          <w:rFonts w:hint="eastAsia"/>
+          <w:sz w:val="24"/>
+        </w:rPr>
+        <w:t>2</w:t>
+      </w:r>
+      <w:r>
+        <w:rPr>
+          <w:rFonts w:hint="eastAsia"/>
+          <w:sz w:val="24"/>
+        </w:rPr>
+        <w:t>）桥梁上视频</w:t>
+      </w:r>
+      <w:proofErr w:type="gramStart"/>
+      <w:r>
+        <w:rPr>
+          <w:rFonts w:hint="eastAsia"/>
+          <w:sz w:val="24"/>
+        </w:rPr>
+        <w:t>杆基础</w:t>
+      </w:r>
+      <w:proofErr w:type="gramEnd"/>
+      <w:r>
+        <w:rPr>
+          <w:rFonts w:hint="eastAsia"/>
+          <w:sz w:val="24"/>
+        </w:rPr>
+        <w:t>土建结构，请桥梁专业负责设计，需满足</w:t>
+      </w:r>
+      <w:r>
+        <w:rPr>
+          <w:rFonts w:hint="eastAsia"/>
+          <w:sz w:val="24"/>
+        </w:rPr>
+        <w:t>220kg/</w:t>
+      </w:r>
+      <w:r>
+        <w:rPr>
+          <w:rFonts w:hint="eastAsia"/>
+          <w:sz w:val="24"/>
+        </w:rPr>
+        <w:t>处的荷载。</w:t>
+      </w:r>
+    </w:p>
+    <w:p>
+      <w:pPr>
+        <w:spacing w:line="360" w:lineRule="auto"/>
+        <w:ind w:firstLine="480"/>
+        <w:rPr>
+          <w:sz w:val="24"/>
+        </w:rPr>
+      </w:pPr>
+      <w:r>
+        <w:rPr>
+          <w:rFonts w:hint="eastAsia"/>
+          <w:sz w:val="24"/>
+        </w:rPr>
+        <w:t>3</w:t>
+      </w:r>
+      <w:r>
+        <w:rPr>
+          <w:rFonts w:hint="eastAsia"/>
+          <w:sz w:val="24"/>
+        </w:rPr>
+        <w:t>）视频</w:t>
+      </w:r>
+      <w:proofErr w:type="gramStart"/>
+      <w:r>
+        <w:rPr>
+          <w:rFonts w:hint="eastAsia"/>
+          <w:sz w:val="24"/>
+        </w:rPr>
+        <w:t>杆基础</w:t>
+      </w:r>
+      <w:proofErr w:type="gramEnd"/>
+      <w:r>
+        <w:rPr>
+          <w:rFonts w:hint="eastAsia"/>
+          <w:sz w:val="24"/>
+        </w:rPr>
+        <w:t>必须满足现行国家标准《标准轨距铁路建筑限界》（</w:t>
+      </w:r>
+      <w:r>
+        <w:rPr>
+          <w:rFonts w:hint="eastAsia"/>
+          <w:sz w:val="24"/>
+        </w:rPr>
+        <w:t>GB146.2</w:t>
+      </w:r>
+      <w:r>
+        <w:rPr>
+          <w:rFonts w:hint="eastAsia"/>
+          <w:sz w:val="24"/>
+        </w:rPr>
+        <w:t>）以及《铁路技术管理规程》附图</w:t>
+      </w:r>
+      <w:r>
+        <w:rPr>
+          <w:rFonts w:hint="eastAsia"/>
+          <w:sz w:val="24"/>
+        </w:rPr>
+        <w:t>1</w:t>
+      </w:r>
+      <w:r>
+        <w:rPr>
+          <w:rFonts w:hint="eastAsia"/>
+          <w:sz w:val="24"/>
+        </w:rPr>
+        <w:t>建筑限界的要求且不得影响人员疏散。</w:t>
+      </w:r>
+    </w:p>
+    <w:p>
+      <w:pPr>
+        <w:spacing w:line="360" w:lineRule="auto"/>
+        <w:ind w:firstLine="480"/>
+        <w:rPr>
+          <w:sz w:val="24"/>
+        </w:rPr>
+      </w:pPr>
+      <w:r>
+        <w:rPr>
+          <w:rFonts w:hint="eastAsia"/>
+          <w:sz w:val="24"/>
+        </w:rPr>
+        <w:t>4</w:t>
+      </w:r>
+      <w:r>
+        <w:rPr>
+          <w:rFonts w:hint="eastAsia"/>
+          <w:sz w:val="24"/>
+        </w:rPr>
+        <w:t>）视频</w:t>
+      </w:r>
+      <w:proofErr w:type="gramStart"/>
+      <w:r>
+        <w:rPr>
+          <w:rFonts w:hint="eastAsia"/>
+          <w:sz w:val="24"/>
+        </w:rPr>
+        <w:t>杆基础</w:t>
+      </w:r>
+      <w:proofErr w:type="gramEnd"/>
+      <w:r>
+        <w:rPr>
+          <w:rFonts w:hint="eastAsia"/>
+          <w:sz w:val="24"/>
+        </w:rPr>
+        <w:t>顶部需预埋基础法兰盘，法兰盘为</w:t>
+      </w:r>
+      <w:r>
+        <w:rPr>
+          <w:rFonts w:hint="eastAsia"/>
+          <w:sz w:val="24"/>
+        </w:rPr>
+        <w:t>10mm</w:t>
+      </w:r>
+      <w:r>
+        <w:rPr>
+          <w:rFonts w:hint="eastAsia"/>
+          <w:sz w:val="24"/>
+        </w:rPr>
+        <w:t>厚热轧钢板（长宽为</w:t>
+      </w:r>
+      <w:r>
+        <w:rPr>
+          <w:rFonts w:hint="eastAsia"/>
+          <w:sz w:val="24"/>
+        </w:rPr>
+        <w:t>400mm</w:t>
+      </w:r>
+      <w:r>
+        <w:rPr>
+          <w:rFonts w:hint="eastAsia"/>
+          <w:sz w:val="24"/>
+        </w:rPr>
+        <w:t>×</w:t>
+      </w:r>
+      <w:r>
+        <w:rPr>
+          <w:rFonts w:hint="eastAsia"/>
+          <w:sz w:val="24"/>
+        </w:rPr>
+        <w:t>400mm</w:t>
+      </w:r>
+      <w:r>
+        <w:rPr>
+          <w:rFonts w:hint="eastAsia"/>
+          <w:sz w:val="24"/>
+        </w:rPr>
+        <w:t>），法兰盘中心线与地平面的垂直度为：</w:t>
+      </w:r>
+      <w:r>
+        <w:rPr>
+          <w:rFonts w:hint="eastAsia"/>
+          <w:sz w:val="24"/>
+        </w:rPr>
+        <w:t>0</w:t>
+      </w:r>
+      <w:r>
+        <w:rPr>
+          <w:rFonts w:hint="eastAsia"/>
+          <w:sz w:val="24"/>
+        </w:rPr>
+        <w:t>°±</w:t>
+      </w:r>
+      <w:r>
+        <w:rPr>
+          <w:rFonts w:hint="eastAsia"/>
+          <w:sz w:val="24"/>
+        </w:rPr>
+        <w:t>0.5</w:t>
+      </w:r>
+      <w:r>
+        <w:rPr>
+          <w:rFonts w:hint="eastAsia"/>
+          <w:sz w:val="24"/>
+        </w:rPr>
+        <w:t>°，预留</w:t>
+      </w:r>
+      <w:r>
+        <w:rPr>
+          <w:rFonts w:hint="eastAsia"/>
+          <w:sz w:val="24"/>
+        </w:rPr>
+        <w:t>1</w:t>
+      </w:r>
+      <w:r>
+        <w:rPr>
+          <w:rFonts w:hint="eastAsia"/>
+          <w:sz w:val="24"/>
+        </w:rPr>
+        <w:t>个φ</w:t>
+      </w:r>
+      <w:r>
+        <w:rPr>
+          <w:rFonts w:hint="eastAsia"/>
+          <w:sz w:val="24"/>
+        </w:rPr>
+        <w:t>120mm</w:t>
+      </w:r>
+      <w:r>
+        <w:rPr>
+          <w:rFonts w:hint="eastAsia"/>
+          <w:sz w:val="24"/>
+        </w:rPr>
+        <w:t>、</w:t>
+      </w:r>
+      <w:r>
+        <w:rPr>
+          <w:rFonts w:hint="eastAsia"/>
+          <w:sz w:val="24"/>
+        </w:rPr>
+        <w:t>4</w:t>
+      </w:r>
+      <w:r>
+        <w:rPr>
+          <w:rFonts w:hint="eastAsia"/>
+          <w:sz w:val="24"/>
+        </w:rPr>
+        <w:t>个φ</w:t>
+      </w:r>
+      <w:r>
+        <w:rPr>
+          <w:rFonts w:hint="eastAsia"/>
+          <w:sz w:val="24"/>
+        </w:rPr>
+        <w:t>25mm</w:t>
+      </w:r>
+      <w:r>
+        <w:rPr>
+          <w:rFonts w:hint="eastAsia"/>
+          <w:sz w:val="24"/>
+        </w:rPr>
+        <w:t>、</w:t>
+      </w:r>
+      <w:r>
+        <w:rPr>
+          <w:rFonts w:hint="eastAsia"/>
+          <w:sz w:val="24"/>
+        </w:rPr>
+        <w:t>2</w:t>
+      </w:r>
+      <w:r>
+        <w:rPr>
+          <w:rFonts w:hint="eastAsia"/>
+          <w:sz w:val="24"/>
+        </w:rPr>
+        <w:t>个φ</w:t>
+      </w:r>
+      <w:r>
+        <w:rPr>
+          <w:rFonts w:hint="eastAsia"/>
+          <w:sz w:val="24"/>
+        </w:rPr>
+        <w:t>14mm</w:t>
+      </w:r>
+      <w:r>
+        <w:rPr>
+          <w:rFonts w:hint="eastAsia"/>
+          <w:sz w:val="24"/>
+        </w:rPr>
+        <w:t>孔洞。</w:t>
+      </w:r>
+    </w:p>
+    <w:p>
+      <w:pPr>
+        <w:spacing w:line="360" w:lineRule="auto"/>
+        <w:ind w:firstLine="480"/>
+        <w:jc w:val="center"/>
+        <w:rPr>
+          <w:sz w:val="24"/>
+        </w:rPr>
+      </w:pPr>
+      <w:r>
+        <w:rPr>
+          <w:noProof/>
+          <w:sz w:val="24"/>
+        </w:rPr>
+        <w:drawing>
+          <wp:inline distT="0" distB="0" distL="0" distR="0" wp14:anchorId="490C7241" wp14:editId="28E2F6E5">
+            <wp:extent cx="2561590" cy="2583815"/>
+            <wp:effectExtent l="0" t="0" r="0" b="6985"/>
+            <wp:docPr id="1408232065" name="图片 3" descr="18B``17@$)0T$PB49}S@L[R"/>
+            <wp:cNvGraphicFramePr>
+              <a:graphicFrameLocks xmlns:a="http://schemas.openxmlformats.org/drawingml/2006/main" noChangeAspect="1"/>
+            </wp:cNvGraphicFramePr>
+            <a:graphic xmlns:a="http://schemas.openxmlformats.org/drawingml/2006/main">
+              <a:graphicData uri="http://schemas.openxmlformats.org/drawingml/2006/picture">
+                <pic:pic xmlns:pic="http://schemas.openxmlformats.org/drawingml/2006/picture">
+                  <pic:nvPicPr>
+                    <pic:cNvPr id="0" name="图片 1" descr="18B``17@$)0T$PB49}S@L[R"/>
+                    <pic:cNvPicPr>
+                      <a:picLocks noChangeAspect="1" noChangeArrowheads="1"/>
+                    </pic:cNvPicPr>
+                  </pic:nvPicPr>
+                  <pic:blipFill>
+                    <a:blip r:embed="rId11">
+                      <a:extLst>
+                        <a:ext uri="{28A0092B-C50C-407E-A947-70E740481C1C}">
+                          <a14:useLocalDpi xmlns:a14="http://schemas.microsoft.com/office/drawing/2010/main" val="0"/>
+                        </a:ext>
+                      </a:extLst>
+                    </a:blip>
+                    <a:srcRect/>
+                    <a:stretch>
+                      <a:fillRect/>
+                    </a:stretch>
+                  </pic:blipFill>
+                  <pic:spPr bwMode="auto">
+                    <a:xfrm>
+                      <a:off x="0" y="0"/>
+                      <a:ext cx="2561590" cy="2583815"/>
+                    </a:xfrm>
+                    <a:prstGeom prst="rect">
+                      <a:avLst/>
+                    </a:prstGeom>
+                    <a:noFill/>
+                    <a:ln>
+                      <a:noFill/>
+                    </a:ln>
+                  </pic:spPr>
+                </pic:pic>
+              </a:graphicData>
+            </a:graphic>
+          </wp:inline>
+        </w:drawing>
+      </w:r>
+    </w:p>
+    <w:p>
+      <w:pPr>
+        <w:spacing w:line="360" w:lineRule="auto"/>
+        <w:ind w:firstLine="480"/>
+        <w:rPr>
+          <w:sz w:val="24"/>
+        </w:rPr>
+      </w:pPr>
+      <w:r>
+        <w:rPr>
+          <w:rFonts w:hint="eastAsia"/>
+          <w:sz w:val="24"/>
+        </w:rPr>
+        <w:t>5</w:t>
+      </w:r>
+      <w:r>
+        <w:rPr>
+          <w:rFonts w:hint="eastAsia"/>
+          <w:sz w:val="24"/>
+        </w:rPr>
+        <w:t>）基础法兰孔内预埋</w:t>
+      </w:r>
+      <w:r>
+        <w:rPr>
+          <w:rFonts w:hint="eastAsia"/>
+          <w:sz w:val="24"/>
+        </w:rPr>
+        <w:t>4</w:t>
+      </w:r>
+      <w:r>
+        <w:rPr>
+          <w:rFonts w:hint="eastAsia"/>
+          <w:sz w:val="24"/>
+        </w:rPr>
+        <w:t>根</w:t>
+      </w:r>
+      <w:r>
+        <w:rPr>
+          <w:rFonts w:hint="eastAsia"/>
+          <w:sz w:val="24"/>
+        </w:rPr>
+        <w:t>M24</w:t>
+      </w:r>
+      <w:r>
+        <w:rPr>
+          <w:rFonts w:hint="eastAsia"/>
+          <w:sz w:val="24"/>
+        </w:rPr>
+        <w:t>螺栓和</w:t>
+      </w:r>
+      <w:r>
+        <w:rPr>
+          <w:rFonts w:hint="eastAsia"/>
+          <w:sz w:val="24"/>
+        </w:rPr>
+        <w:t>2</w:t>
+      </w:r>
+      <w:r>
+        <w:rPr>
+          <w:rFonts w:hint="eastAsia"/>
+          <w:sz w:val="24"/>
+        </w:rPr>
+        <w:t>根</w:t>
+      </w:r>
+      <w:r>
+        <w:rPr>
+          <w:rFonts w:hint="eastAsia"/>
+          <w:sz w:val="24"/>
+        </w:rPr>
+        <w:t>M12</w:t>
+      </w:r>
+      <w:r>
+        <w:rPr>
+          <w:rFonts w:hint="eastAsia"/>
+          <w:sz w:val="24"/>
+        </w:rPr>
+        <w:t>螺栓，材质为</w:t>
+      </w:r>
+      <w:r>
+        <w:rPr>
+          <w:rFonts w:hint="eastAsia"/>
+          <w:sz w:val="24"/>
+        </w:rPr>
+        <w:t>Q345</w:t>
+      </w:r>
+      <w:r>
+        <w:rPr>
+          <w:rFonts w:hint="eastAsia"/>
+          <w:sz w:val="24"/>
+        </w:rPr>
+        <w:t>，螺栓与法兰盘相交成</w:t>
+      </w:r>
+      <w:r>
+        <w:rPr>
+          <w:rFonts w:hint="eastAsia"/>
+          <w:sz w:val="24"/>
+        </w:rPr>
+        <w:t>90</w:t>
+      </w:r>
+      <w:r>
+        <w:rPr>
+          <w:rFonts w:hint="eastAsia"/>
+          <w:sz w:val="24"/>
+        </w:rPr>
+        <w:t>°±</w:t>
+      </w:r>
+      <w:r>
+        <w:rPr>
+          <w:rFonts w:hint="eastAsia"/>
+          <w:sz w:val="24"/>
+        </w:rPr>
+        <w:t>0.5</w:t>
+      </w:r>
+      <w:r>
+        <w:rPr>
+          <w:rFonts w:hint="eastAsia"/>
+          <w:sz w:val="24"/>
+        </w:rPr>
+        <w:t>°。</w:t>
+      </w:r>
+    </w:p>
+    <w:p>
+      <w:pPr>
+        <w:spacing w:line="360" w:lineRule="auto"/>
+        <w:ind w:firstLine="480"/>
+        <w:rPr>
+          <w:sz w:val="24"/>
+        </w:rPr>
+      </w:pPr>
+      <w:r>
+        <w:rPr>
+          <w:rFonts w:hint="eastAsia"/>
+          <w:sz w:val="24"/>
+        </w:rPr>
+        <w:t>螺栓预埋长度请桥梁专业按荷载要求确定，</w:t>
+      </w:r>
+      <w:r>
+        <w:rPr>
+          <w:rFonts w:hint="eastAsia"/>
+          <w:sz w:val="24"/>
+        </w:rPr>
+        <w:t>2</w:t>
+      </w:r>
+      <w:r>
+        <w:rPr>
+          <w:rFonts w:hint="eastAsia"/>
+          <w:sz w:val="24"/>
+        </w:rPr>
+        <w:t>根</w:t>
+      </w:r>
+      <w:r>
+        <w:rPr>
+          <w:rFonts w:hint="eastAsia"/>
+          <w:sz w:val="24"/>
+        </w:rPr>
+        <w:t>M12</w:t>
+      </w:r>
+      <w:r>
+        <w:rPr>
+          <w:rFonts w:hint="eastAsia"/>
+          <w:sz w:val="24"/>
+        </w:rPr>
+        <w:t>螺栓需与桥梁接地钢筋连接并纳入综合接地系统。</w:t>
+      </w:r>
+    </w:p>
+    <w:p>
+      <w:pPr>
+        <w:spacing w:line="360" w:lineRule="auto"/>
+        <w:ind w:firstLine="480"/>
+        <w:rPr>
+          <w:sz w:val="24"/>
+        </w:rPr>
+      </w:pPr>
+      <w:r>
+        <w:rPr>
+          <w:rFonts w:hint="eastAsia"/>
+          <w:sz w:val="24"/>
+        </w:rPr>
+        <w:t>预留螺纹长度</w:t>
+      </w:r>
+      <w:r>
+        <w:rPr>
+          <w:rFonts w:hint="eastAsia"/>
+          <w:sz w:val="24"/>
+        </w:rPr>
+        <w:t>100</w:t>
+      </w:r>
+      <w:r>
+        <w:rPr>
+          <w:rFonts w:hint="eastAsia"/>
+          <w:sz w:val="24"/>
+        </w:rPr>
+        <w:t>±</w:t>
+      </w:r>
+      <w:r>
+        <w:rPr>
+          <w:rFonts w:hint="eastAsia"/>
+          <w:sz w:val="24"/>
+        </w:rPr>
+        <w:t>5mm</w:t>
+      </w:r>
+      <w:r>
+        <w:rPr>
+          <w:rFonts w:hint="eastAsia"/>
+          <w:sz w:val="24"/>
+        </w:rPr>
+        <w:t>，需满足</w:t>
+      </w:r>
+      <w:r>
+        <w:rPr>
+          <w:rFonts w:hint="eastAsia"/>
+          <w:sz w:val="24"/>
+        </w:rPr>
+        <w:t>GB3934</w:t>
+      </w:r>
+      <w:r>
+        <w:rPr>
+          <w:rFonts w:hint="eastAsia"/>
+          <w:sz w:val="24"/>
+        </w:rPr>
+        <w:t>要求的通用外螺纹，每个螺栓配三个螺母，两个垫圈。</w:t>
+      </w:r>
+    </w:p>
+    <w:p>
+      <w:pPr>
+        <w:spacing w:line="360" w:lineRule="auto"/>
+        <w:ind w:firstLine="480"/>
+        <w:jc w:val="center"/>
+        <w:rPr>
+          <w:sz w:val="24"/>
+        </w:rPr>
+      </w:pPr>
+      <w:r>
+        <w:rPr>
+          <w:noProof/>
+          <w:sz w:val="24"/>
+        </w:rPr>
+        <w:lastRenderedPageBreak/>
+        <w:drawing>
+          <wp:inline distT="0" distB="0" distL="0" distR="0" wp14:anchorId="7D87F982" wp14:editId="51320011">
+            <wp:extent cx="2924810" cy="3287395"/>
+            <wp:effectExtent l="0" t="0" r="8890" b="8255"/>
+            <wp:docPr id="756169446" name="图片 2" descr="K7SWP5RWQZTHVK$}T_TO({9"/>
+            <wp:cNvGraphicFramePr>
+              <a:graphicFrameLocks xmlns:a="http://schemas.openxmlformats.org/drawingml/2006/main" noChangeAspect="1"/>
+            </wp:cNvGraphicFramePr>
+            <a:graphic xmlns:a="http://schemas.openxmlformats.org/drawingml/2006/main">
+              <a:graphicData uri="http://schemas.openxmlformats.org/drawingml/2006/picture">
+                <pic:pic xmlns:pic="http://schemas.openxmlformats.org/drawingml/2006/picture">
+                  <pic:nvPicPr>
+                    <pic:cNvPr id="0" name="图片 3" descr="K7SWP5RWQZTHVK$}T_TO({9"/>
+                    <pic:cNvPicPr>
+                      <a:picLocks noChangeAspect="1" noChangeArrowheads="1"/>
+                    </pic:cNvPicPr>
+                  </pic:nvPicPr>
+                  <pic:blipFill>
+                    <a:blip r:embed="rId12">
+                      <a:extLst>
+                        <a:ext uri="{28A0092B-C50C-407E-A947-70E740481C1C}">
+                          <a14:useLocalDpi xmlns:a14="http://schemas.microsoft.com/office/drawing/2010/main" val="0"/>
+                        </a:ext>
+                      </a:extLst>
+                    </a:blip>
+                    <a:srcRect/>
+                    <a:stretch>
+                      <a:fillRect/>
+                    </a:stretch>
+                  </pic:blipFill>
+                  <pic:spPr bwMode="auto">
+                    <a:xfrm>
+                      <a:off x="0" y="0"/>
+                      <a:ext cx="2924810" cy="3287395"/>
+                    </a:xfrm>
+                    <a:prstGeom prst="rect">
+                      <a:avLst/>
+                    </a:prstGeom>
+                    <a:noFill/>
+                    <a:ln>
+                      <a:noFill/>
+                    </a:ln>
+                  </pic:spPr>
+                </pic:pic>
+              </a:graphicData>
+            </a:graphic>
+          </wp:inline>
+        </w:drawing>
+      </w:r>
+    </w:p>
+    <w:p>
+      <w:pPr>
+        <w:spacing w:line="360" w:lineRule="auto"/>
+        <w:ind w:firstLine="480"/>
+        <w:rPr>
+          <w:sz w:val="24"/>
+        </w:rPr>
+      </w:pPr>
+      <w:r>
+        <w:rPr>
+          <w:rFonts w:hint="eastAsia"/>
+          <w:sz w:val="24"/>
+        </w:rPr>
+        <w:t>6</w:t>
+      </w:r>
+      <w:r>
+        <w:rPr>
+          <w:rFonts w:hint="eastAsia"/>
+          <w:sz w:val="24"/>
+        </w:rPr>
+        <w:t>）螺栓、螺母、垫圈及法兰盘均应做防腐防锈处理。</w:t>
+      </w:r>
+    </w:p>
+    <w:p>
+      <w:pPr>
+        <w:spacing w:line="360" w:lineRule="auto"/>
+        <w:ind w:firstLine="480"/>
+        <w:rPr>
+          <w:sz w:val="24"/>
+        </w:rPr>
+      </w:pPr>
+      <w:r>
+        <w:rPr>
+          <w:rFonts w:hint="eastAsia"/>
+          <w:sz w:val="24"/>
+        </w:rPr>
+        <w:t>7</w:t>
+      </w:r>
+      <w:r>
+        <w:rPr>
+          <w:rFonts w:hint="eastAsia"/>
+          <w:sz w:val="24"/>
+        </w:rPr>
+        <w:t>）支柱基础内需预留</w:t>
+      </w:r>
+      <w:r>
+        <w:rPr>
+          <w:rFonts w:hint="eastAsia"/>
+          <w:sz w:val="24"/>
+        </w:rPr>
+        <w:t>2</w:t>
+      </w:r>
+      <w:r>
+        <w:rPr>
+          <w:rFonts w:hint="eastAsia"/>
+          <w:sz w:val="24"/>
+        </w:rPr>
+        <w:t>根φ</w:t>
+      </w:r>
+      <w:r>
+        <w:rPr>
+          <w:rFonts w:hint="eastAsia"/>
+          <w:sz w:val="24"/>
+        </w:rPr>
+        <w:t>50</w:t>
+      </w:r>
+      <w:r>
+        <w:rPr>
+          <w:rFonts w:hint="eastAsia"/>
+          <w:sz w:val="24"/>
+        </w:rPr>
+        <w:t>钢管引至通信电缆槽内。</w:t>
+      </w:r>
+    </w:p>
+    <w:p>
+      <w:pPr>
+        <w:spacing w:line="360" w:lineRule="auto"/>
+        <w:ind w:firstLine="480"/>
+        <w:rPr>
+          <w:sz w:val="24"/>
+        </w:rPr>
+      </w:pPr>
+      <w:r>
+        <w:rPr>
+          <w:rFonts w:hint="eastAsia"/>
+          <w:sz w:val="24"/>
+        </w:rPr>
+        <w:t>8</w:t>
+      </w:r>
+      <w:r>
+        <w:rPr>
+          <w:rFonts w:hint="eastAsia"/>
+          <w:sz w:val="24"/>
+        </w:rPr>
+        <w:t>）本资料仅包括本专业荷载要求。请桥梁专业考虑室外的风负荷（主要考虑铁路沿线自然风和列车运行所产生风压）等其他因素。</w:t>
+      </w:r>
+    </w:p>
+    <w:p>
+      <w:pPr>
+        <w:spacing w:line="360" w:lineRule="auto"/>
+        <w:ind w:firstLine="480"/>
+        <w:rPr>
+          <w:noProof/>
+        </w:rPr>
+      </w:pPr>
+      <w:r>
+        <w:rPr>
+          <w:noProof/>
+        </w:rPr>
+        <w:t>{%p endif %}</w:t>
+      </w:r>
     </w:p>
     <w:p>
       <w:pPr>
@@ -10120,7 +10426,7 @@
                     </pic:cNvPicPr>
                   </pic:nvPicPr>
                   <pic:blipFill>
-                    <a:blip r:embed="rId10">
+                    <a:blip r:embed="rId13">
                       <a:extLst>
                         <a:ext uri="{28A0092B-C50C-407E-A947-70E740481C1C}">
                           <a14:useLocalDpi xmlns:a14="http://schemas.microsoft.com/office/drawing/2010/main" val="0"/>
@@ -10161,15 +10467,7 @@
     <w:p/>
     <w:p>
       <w:r>
-        <w:t xml:space="preserve">{%p if </w:t>
-      </w:r>
-      <w:proofErr w:type="spellStart"/>
-      <w:r>
-        <w:t>has_fangjian</w:t>
-      </w:r>
-      <w:proofErr w:type="spellEnd"/>
-      <w:r>
-        <w:t xml:space="preserve"> %}</w:t>
+        <w:t xml:space="preserve">{%p if has_fangjian %}</w:t>
       </w:r>
     </w:p>
     <w:p>
@@ -22143,10 +22441,10 @@
             <v:path o:extrusionok="f" gradientshapeok="t" o:connecttype="rect"/>
             <o:lock v:ext="edit" aspectratio="t"/>
           </v:shapetype>
-          <v:shape id="_x0000_i1025" type="#_x0000_t75" style="width:422.3pt;height:190.85pt" o:ole="">
-            <v:imagedata r:id="rId11" o:title="" croptop="26912f" cropbottom="13574f" cropleft="17065f" cropright="12918f"/>
+          <v:shape id="_x0000_i1025" type="#_x0000_t75" style="width:422.4pt;height:191.05pt" o:ole="">
+            <v:imagedata r:id="rId14" o:title="" croptop="26912f" cropbottom="13574f" cropleft="17065f" cropright="12918f"/>
           </v:shape>
-          <o:OLEObject Type="Embed" ProgID="AutoCAD.Drawing.18" ShapeID="_x0000_i1025" DrawAspect="Content" ObjectID="_1845650887" r:id="rId12"/>
+          <o:OLEObject Type="Embed" ProgID="AutoCAD.Drawing.18" ShapeID="_x0000_i1025" DrawAspect="Content" ObjectID="_1845658044" r:id="rId15"/>
         </w:object>
       </w:r>
       <w:r>
@@ -22177,7 +22475,7 @@
                     </pic:cNvPicPr>
                   </pic:nvPicPr>
                   <pic:blipFill>
-                    <a:blip r:embed="rId13">
+                    <a:blip r:embed="rId16">
                       <a:extLst>
                         <a:ext uri="{28A0092B-C50C-407E-A947-70E740481C1C}">
                           <a14:useLocalDpi xmlns:a14="http://schemas.microsoft.com/office/drawing/2010/main" val="0"/>
@@ -22224,21 +22522,10 @@
         <w:jc w:val="center"/>
       </w:pPr>
       <w:r>
-        <w:t xml:space="preserve">{%p if </w:t>
-      </w:r>
-      <w:proofErr w:type="spellStart"/>
-      <w:r>
-        <w:t>has_</w:t>
-      </w:r>
-      <w:r>
-        <w:rPr>
-          <w:rFonts w:hint="eastAsia"/>
-        </w:rPr>
-        <w:t>dianli</w:t>
-      </w:r>
-      <w:proofErr w:type="spellEnd"/>
-      <w:r>
-        <w:t xml:space="preserve"> %}</w:t>
+        <w:rPr>
+          <w:rFonts w:hint="eastAsia"/>
+        </w:rPr>
+        <w:t xml:space="preserve">{%p if has_dianli %}</w:t>
       </w:r>
     </w:p>
     <w:p>
@@ -31478,30 +31765,7 @@
           <w:rFonts w:ascii="宋体" w:hAnsi="宋体"/>
           <w:sz w:val="24"/>
         </w:rPr>
-        <w:t xml:space="preserve">{%p if </w:t>
-      </w:r>
-      <w:proofErr w:type="spellStart"/>
-      <w:r>
-        <w:rPr>
-          <w:rFonts w:ascii="宋体" w:hAnsi="宋体"/>
-          <w:sz w:val="24"/>
-        </w:rPr>
-        <w:t>has_</w:t>
-      </w:r>
-      <w:r>
-        <w:rPr>
-          <w:rFonts w:ascii="宋体" w:hAnsi="宋体" w:hint="eastAsia"/>
-          <w:sz w:val="24"/>
-        </w:rPr>
-        <w:t>nuantong</w:t>
-      </w:r>
-      <w:proofErr w:type="spellEnd"/>
-      <w:r>
-        <w:rPr>
-          <w:rFonts w:ascii="宋体" w:hAnsi="宋体"/>
-          <w:sz w:val="24"/>
-        </w:rPr>
-        <w:t xml:space="preserve"> %}</w:t>
+        <w:t xml:space="preserve">{%p if has_nuantong %}</w:t>
       </w:r>
     </w:p>
     <w:p>
@@ -32005,30 +32269,7 @@
           <w:rFonts w:ascii="宋体" w:hAnsi="宋体"/>
           <w:sz w:val="24"/>
         </w:rPr>
-        <w:t xml:space="preserve">{%p if </w:t>
-      </w:r>
-      <w:proofErr w:type="spellStart"/>
-      <w:r>
-        <w:rPr>
-          <w:rFonts w:ascii="宋体" w:hAnsi="宋体"/>
-          <w:sz w:val="24"/>
-        </w:rPr>
-        <w:t>has_</w:t>
-      </w:r>
-      <w:r>
-        <w:rPr>
-          <w:rFonts w:ascii="宋体" w:hAnsi="宋体" w:hint="eastAsia"/>
-          <w:sz w:val="24"/>
-        </w:rPr>
-        <w:t>qianyin</w:t>
-      </w:r>
-      <w:proofErr w:type="spellEnd"/>
-      <w:r>
-        <w:rPr>
-          <w:rFonts w:ascii="宋体" w:hAnsi="宋体"/>
-          <w:sz w:val="24"/>
-        </w:rPr>
-        <w:t xml:space="preserve"> %}</w:t>
+        <w:t xml:space="preserve">{%p if has_qianyin %}</w:t>
       </w:r>
     </w:p>
     <w:p>
@@ -33479,30 +33720,7 @@
           <w:rFonts w:ascii="宋体" w:hAnsi="宋体"/>
           <w:sz w:val="24"/>
         </w:rPr>
-        <w:t xml:space="preserve">{%p if </w:t>
-      </w:r>
-      <w:proofErr w:type="spellStart"/>
-      <w:r>
-        <w:rPr>
-          <w:rFonts w:ascii="宋体" w:hAnsi="宋体"/>
-          <w:sz w:val="24"/>
-        </w:rPr>
-        <w:t>has_</w:t>
-      </w:r>
-      <w:r>
-        <w:rPr>
-          <w:rFonts w:ascii="宋体" w:hAnsi="宋体" w:hint="eastAsia"/>
-          <w:sz w:val="24"/>
-        </w:rPr>
-        <w:t>jiechuwang</w:t>
-      </w:r>
-      <w:proofErr w:type="spellEnd"/>
-      <w:r>
-        <w:rPr>
-          <w:rFonts w:ascii="宋体" w:hAnsi="宋体"/>
-          <w:sz w:val="24"/>
-        </w:rPr>
-        <w:t xml:space="preserve"> %}</w:t>
+        <w:t xml:space="preserve">{%p if has_jiechuwang %}</w:t>
       </w:r>
     </w:p>
     <w:p>
@@ -33882,7 +34100,7 @@
                     <pic:cNvPicPr/>
                   </pic:nvPicPr>
                   <pic:blipFill>
-                    <a:blip r:embed="rId14"/>
+                    <a:blip r:embed="rId17"/>
                     <a:stretch>
                       <a:fillRect/>
                     </a:stretch>
@@ -33934,30 +34152,7 @@
           <w:rFonts w:ascii="宋体" w:hAnsi="宋体"/>
           <w:sz w:val="24"/>
         </w:rPr>
-        <w:t xml:space="preserve">{%p if </w:t>
-      </w:r>
-      <w:proofErr w:type="spellStart"/>
-      <w:r>
-        <w:rPr>
-          <w:rFonts w:ascii="宋体" w:hAnsi="宋体"/>
-          <w:sz w:val="24"/>
-        </w:rPr>
-        <w:t>has_</w:t>
-      </w:r>
-      <w:r>
-        <w:rPr>
-          <w:rFonts w:ascii="宋体" w:hAnsi="宋体" w:hint="eastAsia"/>
-          <w:sz w:val="24"/>
-        </w:rPr>
-        <w:t>wuxian</w:t>
-      </w:r>
-      <w:proofErr w:type="spellEnd"/>
-      <w:r>
-        <w:rPr>
-          <w:rFonts w:ascii="宋体" w:hAnsi="宋体"/>
-          <w:sz w:val="24"/>
-        </w:rPr>
-        <w:t xml:space="preserve"> %}</w:t>
+        <w:t xml:space="preserve">{%p if has_wuxian %}</w:t>
       </w:r>
     </w:p>
     <w:p>
@@ -34248,30 +34443,7 @@
           <w:rFonts w:ascii="宋体" w:hAnsi="宋体"/>
           <w:sz w:val="24"/>
         </w:rPr>
-        <w:t xml:space="preserve">{%p if </w:t>
-      </w:r>
-      <w:proofErr w:type="spellStart"/>
-      <w:r>
-        <w:rPr>
-          <w:rFonts w:ascii="宋体" w:hAnsi="宋体"/>
-          <w:sz w:val="24"/>
-        </w:rPr>
-        <w:t>has_</w:t>
-      </w:r>
-      <w:r>
-        <w:rPr>
-          <w:rFonts w:ascii="宋体" w:hAnsi="宋体" w:hint="eastAsia"/>
-          <w:sz w:val="24"/>
-        </w:rPr>
-        <w:t>jixie</w:t>
-      </w:r>
-      <w:proofErr w:type="spellEnd"/>
-      <w:r>
-        <w:rPr>
-          <w:rFonts w:ascii="宋体" w:hAnsi="宋体"/>
-          <w:sz w:val="24"/>
-        </w:rPr>
-        <w:t xml:space="preserve"> %}</w:t>
+        <w:t xml:space="preserve">{%p if has_jixie %}</w:t>
       </w:r>
     </w:p>
     <w:p>
@@ -35604,30 +35776,7 @@
           <w:rFonts w:ascii="宋体" w:hAnsi="宋体"/>
           <w:sz w:val="24"/>
         </w:rPr>
-        <w:t xml:space="preserve">{%p if </w:t>
-      </w:r>
-      <w:proofErr w:type="spellStart"/>
-      <w:r>
-        <w:rPr>
-          <w:rFonts w:ascii="宋体" w:hAnsi="宋体"/>
-          <w:sz w:val="24"/>
-        </w:rPr>
-        <w:t>has_</w:t>
-      </w:r>
-      <w:r>
-        <w:rPr>
-          <w:rFonts w:ascii="宋体" w:hAnsi="宋体" w:hint="eastAsia"/>
-          <w:sz w:val="24"/>
-        </w:rPr>
-        <w:t>cheliang</w:t>
-      </w:r>
-      <w:proofErr w:type="spellEnd"/>
-      <w:r>
-        <w:rPr>
-          <w:rFonts w:ascii="宋体" w:hAnsi="宋体"/>
-          <w:sz w:val="24"/>
-        </w:rPr>
-        <w:t xml:space="preserve"> %}</w:t>
+        <w:t xml:space="preserve">{%p if has_cheliang %}</w:t>
       </w:r>
     </w:p>
     <w:p>
@@ -36476,7 +36625,7 @@
   <w:style w:type="paragraph" w:default="1" w:styleId="a">
     <w:name w:val="Normal"/>
     <w:qFormat/>
-    <w:rsid w:val="002A2064"/>
+    <w:rsid w:val="00584ED7"/>
     <w:pPr>
       <w:widowControl w:val="0"/>
       <w:jc w:val="both"/>
